--- a/fiction/drafts/roughs/spark_eclipsed_dreams-and-nightmares-[1753]_20091010-0503.docx
+++ b/fiction/drafts/roughs/spark_eclipsed_dreams-and-nightmares-[1753]_20091010-0503.docx
@@ -6,14 +6,30 @@
       <w:pPr>
         <w:spacing w:line="360" w:lineRule="auto"/>
         <w:jc w:val="both"/>
-      </w:pPr>
-      <w:r>
+        <w:rPr>
+          <w:rFonts w:ascii="Montserrat" w:hAnsi="Montserrat"/>
+          <w:sz w:val="24"/>
+        </w:rPr>
+      </w:pPr>
+      <w:r>
+        <w:rPr>
+          <w:rFonts w:ascii="Montserrat" w:hAnsi="Montserrat"/>
+          <w:sz w:val="24"/>
+        </w:rPr>
         <w:t xml:space="preserve">I - </w:t>
       </w:r>
       <w:r>
+        <w:rPr>
+          <w:rFonts w:ascii="Montserrat" w:hAnsi="Montserrat"/>
+          <w:sz w:val="24"/>
+        </w:rPr>
         <w:t>Eclipsed</w:t>
       </w:r>
       <w:r>
+        <w:rPr>
+          <w:rFonts w:ascii="Montserrat" w:hAnsi="Montserrat"/>
+          <w:sz w:val="24"/>
+        </w:rPr>
         <w:t xml:space="preserve"> - Dreams and Nightmares</w:t>
       </w:r>
     </w:p>
@@ -22,80 +38,106 @@
         <w:spacing w:line="360" w:lineRule="auto"/>
         <w:jc w:val="right"/>
         <w:rPr>
+          <w:rFonts w:ascii="Montserrat" w:hAnsi="Montserrat"/>
           <w:color w:val="808080"/>
-        </w:rPr>
-      </w:pPr>
-      <w:r>
-        <w:rPr>
+          <w:sz w:val="24"/>
+        </w:rPr>
+      </w:pPr>
+      <w:r>
+        <w:rPr>
+          <w:rFonts w:ascii="Montserrat" w:hAnsi="Montserrat"/>
           <w:color w:val="808080"/>
+          <w:sz w:val="24"/>
         </w:rPr>
         <w:fldChar w:fldCharType="begin"/>
       </w:r>
       <w:r>
         <w:rPr>
+          <w:rFonts w:ascii="Montserrat" w:hAnsi="Montserrat"/>
           <w:color w:val="808080"/>
+          <w:sz w:val="24"/>
         </w:rPr>
         <w:instrText xml:space="preserve"> NUMPAGES  \* MERGEFORMAT </w:instrText>
       </w:r>
       <w:r>
         <w:rPr>
+          <w:rFonts w:ascii="Montserrat" w:hAnsi="Montserrat"/>
           <w:color w:val="808080"/>
+          <w:sz w:val="24"/>
         </w:rPr>
         <w:fldChar w:fldCharType="separate"/>
       </w:r>
       <w:r>
         <w:rPr>
+          <w:rFonts w:ascii="Montserrat" w:hAnsi="Montserrat"/>
           <w:noProof/>
           <w:color w:val="808080"/>
+          <w:sz w:val="24"/>
         </w:rPr>
         <w:t>9</w:t>
       </w:r>
       <w:r>
         <w:rPr>
+          <w:rFonts w:ascii="Montserrat" w:hAnsi="Montserrat"/>
           <w:color w:val="808080"/>
+          <w:sz w:val="24"/>
         </w:rPr>
         <w:fldChar w:fldCharType="end"/>
       </w:r>
       <w:r>
         <w:rPr>
+          <w:rFonts w:ascii="Montserrat" w:hAnsi="Montserrat"/>
           <w:color w:val="808080"/>
+          <w:sz w:val="24"/>
         </w:rPr>
         <w:t xml:space="preserve"> pages ∙ </w:t>
       </w:r>
       <w:r>
         <w:rPr>
+          <w:rFonts w:ascii="Montserrat" w:hAnsi="Montserrat"/>
           <w:color w:val="808080"/>
+          <w:sz w:val="24"/>
         </w:rPr>
         <w:fldChar w:fldCharType="begin"/>
       </w:r>
       <w:r>
         <w:rPr>
+          <w:rFonts w:ascii="Montserrat" w:hAnsi="Montserrat"/>
           <w:color w:val="808080"/>
+          <w:sz w:val="24"/>
         </w:rPr>
         <w:instrText xml:space="preserve"> NUMWORDS  \* MERGEFORMAT </w:instrText>
       </w:r>
       <w:r>
         <w:rPr>
+          <w:rFonts w:ascii="Montserrat" w:hAnsi="Montserrat"/>
           <w:color w:val="808080"/>
+          <w:sz w:val="24"/>
         </w:rPr>
         <w:fldChar w:fldCharType="separate"/>
       </w:r>
       <w:r>
         <w:rPr>
+          <w:rFonts w:ascii="Montserrat" w:hAnsi="Montserrat"/>
           <w:noProof/>
           <w:color w:val="808080"/>
+          <w:sz w:val="24"/>
         </w:rPr>
         <w:t>1759</w:t>
       </w:r>
       <w:r>
         <w:rPr>
+          <w:rFonts w:ascii="Montserrat" w:hAnsi="Montserrat"/>
           <w:color w:val="808080"/>
+          <w:sz w:val="24"/>
         </w:rPr>
         <w:fldChar w:fldCharType="end"/>
       </w:r>
       <w:r>
         <w:rPr>
+          <w:rFonts w:ascii="Montserrat" w:hAnsi="Montserrat"/>
           <w:color w:val="808080"/>
+          <w:sz w:val="24"/>
         </w:rPr>
         <w:t xml:space="preserve"> words</w:t>
       </w:r>
@@ -105,50 +147,60 @@
         <w:spacing w:line="360" w:lineRule="auto"/>
         <w:jc w:val="both"/>
         <w:rPr>
+          <w:rFonts w:ascii="Montserrat" w:hAnsi="Montserrat"/>
           <w:color w:val="808080"/>
-        </w:rPr>
-      </w:pPr>
-    </w:p>
-    <w:p>
-      <w:pPr>
-        <w:spacing w:line="360" w:lineRule="auto"/>
-        <w:jc w:val="both"/>
-      </w:pPr>
-      <w:r>
-        <w:t xml:space="preserve">The first few weeks of my new life were spent blissfully unconscious, for the most part. Each time I fought my way back from the edge of oblivion, I emerged from the nightmares with a new scrap of memory about my traumatic rebirth. The person who took care of me would come to </w:t>
-      </w:r>
-      <w:proofErr w:type="gramStart"/>
-      <w:r>
-        <w:t>the bed</w:t>
-      </w:r>
-      <w:proofErr w:type="gramEnd"/>
-      <w:r>
-        <w:t xml:space="preserve"> and calm </w:t>
-      </w:r>
-      <w:proofErr w:type="gramStart"/>
-      <w:r>
-        <w:t>me, and</w:t>
-      </w:r>
-      <w:proofErr w:type="gramEnd"/>
-      <w:r>
-        <w:t xml:space="preserve"> ask what I could remember. I would lie awake, trembling with fear and exhaustion, unable to tell myself who I was, as I pieced together what memories I had. Inevitably, the safety and comfort of my bed would lull me back to sleep. </w:t>
-      </w:r>
-    </w:p>
-    <w:p>
-      <w:pPr>
-        <w:spacing w:line="360" w:lineRule="auto"/>
-        <w:jc w:val="both"/>
-      </w:pPr>
-    </w:p>
-    <w:p>
-      <w:pPr>
-        <w:spacing w:line="360" w:lineRule="auto"/>
-        <w:jc w:val="both"/>
-      </w:pPr>
-      <w:r>
+          <w:sz w:val="24"/>
+        </w:rPr>
+      </w:pPr>
+    </w:p>
+    <w:p>
+      <w:pPr>
+        <w:spacing w:line="360" w:lineRule="auto"/>
+        <w:jc w:val="both"/>
+        <w:rPr>
+          <w:rFonts w:ascii="Montserrat" w:hAnsi="Montserrat"/>
+          <w:sz w:val="24"/>
+        </w:rPr>
+      </w:pPr>
+      <w:r>
+        <w:rPr>
+          <w:rFonts w:ascii="Montserrat" w:hAnsi="Montserrat"/>
+          <w:sz w:val="24"/>
+        </w:rPr>
+        <w:t xml:space="preserve">The first few weeks of my new life were spent blissfully unconscious, for the most part. Each time I fought my way back from the edge of oblivion, I emerged from the nightmares with a new scrap of memory about my traumatic rebirth. The person who took care of me would come to the bed and calm me, and ask what I could remember. I would lie awake, trembling with fear and exhaustion, unable to tell myself who I was, as I pieced together what memories I had. Inevitably, the safety and comfort of my bed would lull me back to sleep. </w:t>
+      </w:r>
+    </w:p>
+    <w:p>
+      <w:pPr>
+        <w:spacing w:line="360" w:lineRule="auto"/>
+        <w:jc w:val="both"/>
+        <w:rPr>
+          <w:rFonts w:ascii="Montserrat" w:hAnsi="Montserrat"/>
+          <w:sz w:val="24"/>
+        </w:rPr>
+      </w:pPr>
+    </w:p>
+    <w:p>
+      <w:pPr>
+        <w:spacing w:line="360" w:lineRule="auto"/>
+        <w:jc w:val="both"/>
+        <w:rPr>
+          <w:rFonts w:ascii="Montserrat" w:hAnsi="Montserrat"/>
+          <w:sz w:val="24"/>
+        </w:rPr>
+      </w:pPr>
+      <w:r>
+        <w:rPr>
+          <w:rFonts w:ascii="Montserrat" w:hAnsi="Montserrat"/>
+          <w:sz w:val="24"/>
+        </w:rPr>
         <w:t xml:space="preserve"> </w:t>
       </w:r>
       <w:r>
+        <w:rPr>
+          <w:rFonts w:ascii="Montserrat" w:hAnsi="Montserrat"/>
+          <w:sz w:val="24"/>
+        </w:rPr>
         <w:t xml:space="preserve">Oblivion was marred only by my awareness of it. I clung to the sense of timelessness, the familiarity of nothing, but drifted helplessly toward consciousness—and she was waiting. </w:t>
       </w:r>
     </w:p>
@@ -156,34 +208,34 @@
       <w:pPr>
         <w:spacing w:line="360" w:lineRule="auto"/>
         <w:jc w:val="both"/>
-      </w:pPr>
-      <w:r>
-        <w:tab/>
-        <w:t xml:space="preserve">“What do you remember?” her words intruded gently, catching my mind in their grip. A breath of thought passed through </w:t>
-      </w:r>
-      <w:proofErr w:type="gramStart"/>
-      <w:r>
-        <w:t>me, and</w:t>
-      </w:r>
-      <w:proofErr w:type="gramEnd"/>
-      <w:r>
-        <w:t xml:space="preserve"> moved me to where I could know. I </w:t>
-      </w:r>
-      <w:proofErr w:type="gramStart"/>
-      <w:r>
-        <w:t>stood before</w:t>
-      </w:r>
-      <w:proofErr w:type="gramEnd"/>
-      <w:r>
-        <w:t xml:space="preserve"> a mirror and when I glimpsed the image within it, all I could do was scream. The sound cut its way out of me, piercing, perfect and pure. I shattered setting it free. </w:t>
-      </w:r>
-    </w:p>
-    <w:p>
-      <w:pPr>
-        <w:spacing w:line="360" w:lineRule="auto"/>
-        <w:jc w:val="both"/>
-      </w:pPr>
-      <w:r>
+        <w:rPr>
+          <w:rFonts w:ascii="Montserrat" w:hAnsi="Montserrat"/>
+          <w:sz w:val="24"/>
+        </w:rPr>
+      </w:pPr>
+      <w:r>
+        <w:rPr>
+          <w:rFonts w:ascii="Montserrat" w:hAnsi="Montserrat"/>
+          <w:sz w:val="24"/>
+        </w:rPr>
+        <w:tab/>
+        <w:t xml:space="preserve">“What do you remember?” her words intruded gently, catching my mind in their grip. A breath of thought passed through me, and moved me to where I could know. I stood before a mirror and when I glimpsed the image within it, all I could do was scream. The sound cut its way out of me, piercing, perfect and pure. I shattered setting it free. </w:t>
+      </w:r>
+    </w:p>
+    <w:p>
+      <w:pPr>
+        <w:spacing w:line="360" w:lineRule="auto"/>
+        <w:jc w:val="both"/>
+        <w:rPr>
+          <w:rFonts w:ascii="Montserrat" w:hAnsi="Montserrat"/>
+          <w:sz w:val="24"/>
+        </w:rPr>
+      </w:pPr>
+      <w:r>
+        <w:rPr>
+          <w:rFonts w:ascii="Montserrat" w:hAnsi="Montserrat"/>
+          <w:sz w:val="24"/>
+        </w:rPr>
         <w:tab/>
         <w:t xml:space="preserve">The splintered fragments sang with clear notes of horror and denial inside the thunder of their fall, but it was the inescapable silence above all that deafened me. It filled me as I tried to hide myself within it. But I could not escape the voice that followed me. </w:t>
       </w:r>
@@ -192,8 +244,16 @@
       <w:pPr>
         <w:spacing w:line="360" w:lineRule="auto"/>
         <w:jc w:val="both"/>
-      </w:pPr>
-      <w:r>
+        <w:rPr>
+          <w:rFonts w:ascii="Montserrat" w:hAnsi="Montserrat"/>
+          <w:sz w:val="24"/>
+        </w:rPr>
+      </w:pPr>
+      <w:r>
+        <w:rPr>
+          <w:rFonts w:ascii="Montserrat" w:hAnsi="Montserrat"/>
+          <w:sz w:val="24"/>
+        </w:rPr>
         <w:tab/>
         <w:t xml:space="preserve">“Do you remember me?” I writhed as the words wrapped themselves around the inward curves of me on their way to deeper water. There I was nothing, a single, naked thought. Alone. In the dark place I found her and her first words, the words that filled me with hope and horror. </w:t>
       </w:r>
@@ -202,8 +262,16 @@
       <w:pPr>
         <w:spacing w:line="360" w:lineRule="auto"/>
         <w:jc w:val="both"/>
-      </w:pPr>
-      <w:r>
+        <w:rPr>
+          <w:rFonts w:ascii="Montserrat" w:hAnsi="Montserrat"/>
+          <w:sz w:val="24"/>
+        </w:rPr>
+      </w:pPr>
+      <w:r>
+        <w:rPr>
+          <w:rFonts w:ascii="Montserrat" w:hAnsi="Montserrat"/>
+          <w:sz w:val="24"/>
+        </w:rPr>
         <w:tab/>
         <w:t>“You are not alone,” I breathed their echoes.</w:t>
       </w:r>
@@ -212,8 +280,16 @@
       <w:pPr>
         <w:spacing w:line="360" w:lineRule="auto"/>
         <w:jc w:val="both"/>
-      </w:pPr>
-      <w:r>
+        <w:rPr>
+          <w:rFonts w:ascii="Montserrat" w:hAnsi="Montserrat"/>
+          <w:sz w:val="24"/>
+        </w:rPr>
+      </w:pPr>
+      <w:r>
+        <w:rPr>
+          <w:rFonts w:ascii="Montserrat" w:hAnsi="Montserrat"/>
+          <w:sz w:val="24"/>
+        </w:rPr>
         <w:tab/>
         <w:t xml:space="preserve">“You are not alone,” she agreed with me. </w:t>
       </w:r>
@@ -222,8 +298,16 @@
       <w:pPr>
         <w:spacing w:line="360" w:lineRule="auto"/>
         <w:jc w:val="both"/>
-      </w:pPr>
-      <w:r>
+        <w:rPr>
+          <w:rFonts w:ascii="Montserrat" w:hAnsi="Montserrat"/>
+          <w:sz w:val="24"/>
+        </w:rPr>
+      </w:pPr>
+      <w:r>
+        <w:rPr>
+          <w:rFonts w:ascii="Montserrat" w:hAnsi="Montserrat"/>
+          <w:sz w:val="24"/>
+        </w:rPr>
         <w:tab/>
         <w:t xml:space="preserve">I clung to the reassurance, and I dreamed of waking up again. I dreamed of flesh and bone, the comfort of a bed and the notion of a home. I reach for my humanity, my identity still unknown. </w:t>
       </w:r>
@@ -232,8 +316,16 @@
       <w:pPr>
         <w:spacing w:line="360" w:lineRule="auto"/>
         <w:jc w:val="both"/>
-      </w:pPr>
-      <w:r>
+        <w:rPr>
+          <w:rFonts w:ascii="Montserrat" w:hAnsi="Montserrat"/>
+          <w:sz w:val="24"/>
+        </w:rPr>
+      </w:pPr>
+      <w:r>
+        <w:rPr>
+          <w:rFonts w:ascii="Montserrat" w:hAnsi="Montserrat"/>
+          <w:sz w:val="24"/>
+        </w:rPr>
         <w:tab/>
         <w:t xml:space="preserve">I turned and tried to reach out to her, reassured to feel her presence surrounding me. I relaxed into her formless embrace. So different from my response to the other presence, the thing that had seized my mind, burned itself into every thought and feeling I possessed and then crushed me out of existence. Until that moment, I had forgotten. I had forgotten what I had been hiding from and what I had been asked to confront. </w:t>
       </w:r>
@@ -242,8 +334,16 @@
       <w:pPr>
         <w:spacing w:line="360" w:lineRule="auto"/>
         <w:jc w:val="both"/>
-      </w:pPr>
-      <w:r>
+        <w:rPr>
+          <w:rFonts w:ascii="Montserrat" w:hAnsi="Montserrat"/>
+          <w:sz w:val="24"/>
+        </w:rPr>
+      </w:pPr>
+      <w:r>
+        <w:rPr>
+          <w:rFonts w:ascii="Montserrat" w:hAnsi="Montserrat"/>
+          <w:sz w:val="24"/>
+        </w:rPr>
         <w:tab/>
         <w:t xml:space="preserve">I had forgotten how my mind had been raped, and my very soul devoured. </w:t>
       </w:r>
@@ -252,8 +352,16 @@
       <w:pPr>
         <w:spacing w:line="360" w:lineRule="auto"/>
         <w:jc w:val="both"/>
-      </w:pPr>
-      <w:r>
+        <w:rPr>
+          <w:rFonts w:ascii="Montserrat" w:hAnsi="Montserrat"/>
+          <w:sz w:val="24"/>
+        </w:rPr>
+      </w:pPr>
+      <w:r>
+        <w:rPr>
+          <w:rFonts w:ascii="Montserrat" w:hAnsi="Montserrat"/>
+          <w:sz w:val="24"/>
+        </w:rPr>
         <w:tab/>
         <w:t xml:space="preserve">I hovered on the brink of remembering more, until I understood that I could not bear to. Not if I wanted to stay sane. I struggled to make sense of it, and on some deep level I almost understood it. It was not so much that I could not remember anything, but that my most important memories no longer belonged to me. They had been tainted by violation. The simple act of touching them filled me with a violent urge to tear myself free. </w:t>
       </w:r>
@@ -262,8 +370,16 @@
       <w:pPr>
         <w:spacing w:line="360" w:lineRule="auto"/>
         <w:jc w:val="both"/>
-      </w:pPr>
-      <w:r>
+        <w:rPr>
+          <w:rFonts w:ascii="Montserrat" w:hAnsi="Montserrat"/>
+          <w:sz w:val="24"/>
+        </w:rPr>
+      </w:pPr>
+      <w:r>
+        <w:rPr>
+          <w:rFonts w:ascii="Montserrat" w:hAnsi="Montserrat"/>
+          <w:sz w:val="24"/>
+        </w:rPr>
         <w:tab/>
         <w:t xml:space="preserve">Now I remembered. She had sent me back into that nightmare in search of more pieces of me. I sat bolt upright, awake, safe in the bed in her dream. “Can you see me?” I asked in desperation. I looked down and saw her arms around me. </w:t>
       </w:r>
@@ -272,8 +388,16 @@
       <w:pPr>
         <w:spacing w:line="360" w:lineRule="auto"/>
         <w:jc w:val="both"/>
-      </w:pPr>
-      <w:r>
+        <w:rPr>
+          <w:rFonts w:ascii="Montserrat" w:hAnsi="Montserrat"/>
+          <w:sz w:val="24"/>
+        </w:rPr>
+      </w:pPr>
+      <w:r>
+        <w:rPr>
+          <w:rFonts w:ascii="Montserrat" w:hAnsi="Montserrat"/>
+          <w:sz w:val="24"/>
+        </w:rPr>
         <w:tab/>
         <w:t xml:space="preserve">“Take it easy,” she cautioned, restraining me. “Open your eyes. Look at me,” she prompted patiently. </w:t>
       </w:r>
@@ -282,94 +406,70 @@
       <w:pPr>
         <w:spacing w:line="360" w:lineRule="auto"/>
         <w:jc w:val="both"/>
-      </w:pPr>
-      <w:r>
-        <w:tab/>
-        <w:t xml:space="preserve">That basic proof of my body was reassuring enough for me. It </w:t>
-      </w:r>
-      <w:proofErr w:type="gramStart"/>
-      <w:r>
-        <w:t>had taken</w:t>
-      </w:r>
-      <w:proofErr w:type="gramEnd"/>
-      <w:r>
-        <w:t xml:space="preserve"> a long time for me to learn how to make myself solid and to fully share this dream. I itched to go look in the </w:t>
-      </w:r>
-      <w:proofErr w:type="gramStart"/>
-      <w:r>
-        <w:t>mirror,</w:t>
-      </w:r>
-      <w:proofErr w:type="gramEnd"/>
-      <w:r>
-        <w:t xml:space="preserve"> </w:t>
-      </w:r>
-      <w:proofErr w:type="gramStart"/>
-      <w:r>
-        <w:t>in spite of</w:t>
-      </w:r>
-      <w:proofErr w:type="gramEnd"/>
-      <w:r>
-        <w:t xml:space="preserve"> the fear the notion roused in me. I still did not know what I should see there, but I desperately hoped it would be me. </w:t>
-      </w:r>
-    </w:p>
-    <w:p>
-      <w:pPr>
-        <w:spacing w:line="360" w:lineRule="auto"/>
-        <w:jc w:val="both"/>
-      </w:pPr>
-      <w:r>
-        <w:tab/>
-        <w:t xml:space="preserve">“How do I look?” I asked, knowing she would tell me if I had dreamed </w:t>
-      </w:r>
-      <w:proofErr w:type="gramStart"/>
-      <w:r>
-        <w:t>up</w:t>
-      </w:r>
-      <w:proofErr w:type="gramEnd"/>
-      <w:r>
-        <w:t xml:space="preserve"> some monstrosity. Her fingers gently brushed hair out of my face and explored my features. It felt like my face was at least human, and her expression was calm and serene. </w:t>
-      </w:r>
-    </w:p>
-    <w:p>
-      <w:pPr>
-        <w:spacing w:line="360" w:lineRule="auto"/>
-        <w:jc w:val="both"/>
-      </w:pPr>
-      <w:r>
-        <w:tab/>
-        <w:t xml:space="preserve">“I’ve told </w:t>
-      </w:r>
-      <w:proofErr w:type="gramStart"/>
-      <w:r>
-        <w:t>you,</w:t>
-      </w:r>
-      <w:proofErr w:type="gramEnd"/>
-      <w:r>
-        <w:t xml:space="preserve"> you </w:t>
-      </w:r>
-      <w:proofErr w:type="gramStart"/>
-      <w:r>
-        <w:t>have to</w:t>
-      </w:r>
-      <w:proofErr w:type="gramEnd"/>
-      <w:r>
-        <w:t xml:space="preserve"> be patient. You’re still </w:t>
-      </w:r>
-      <w:proofErr w:type="gramStart"/>
-      <w:r>
-        <w:t>to</w:t>
-      </w:r>
-      <w:proofErr w:type="gramEnd"/>
-      <w:r>
-        <w:t xml:space="preserve"> easily upset. Now, tell me what you remember,” she prompted me, pushing me back into the pillows piled against the bed’s headrest.  </w:t>
-      </w:r>
-    </w:p>
-    <w:p>
-      <w:pPr>
-        <w:spacing w:line="360" w:lineRule="auto"/>
-        <w:jc w:val="both"/>
-      </w:pPr>
-      <w:r>
+        <w:rPr>
+          <w:rFonts w:ascii="Montserrat" w:hAnsi="Montserrat"/>
+          <w:sz w:val="24"/>
+        </w:rPr>
+      </w:pPr>
+      <w:r>
+        <w:rPr>
+          <w:rFonts w:ascii="Montserrat" w:hAnsi="Montserrat"/>
+          <w:sz w:val="24"/>
+        </w:rPr>
+        <w:tab/>
+        <w:t xml:space="preserve">That basic proof of my body was reassuring enough for me. It had taken a long time for me to learn how to make myself solid and to fully share this dream. I itched to go look in the mirror, in spite of the fear the notion roused in me. I still did not know what I should see there, but I desperately hoped it would be me. </w:t>
+      </w:r>
+    </w:p>
+    <w:p>
+      <w:pPr>
+        <w:spacing w:line="360" w:lineRule="auto"/>
+        <w:jc w:val="both"/>
+        <w:rPr>
+          <w:rFonts w:ascii="Montserrat" w:hAnsi="Montserrat"/>
+          <w:sz w:val="24"/>
+        </w:rPr>
+      </w:pPr>
+      <w:r>
+        <w:rPr>
+          <w:rFonts w:ascii="Montserrat" w:hAnsi="Montserrat"/>
+          <w:sz w:val="24"/>
+        </w:rPr>
+        <w:tab/>
+        <w:t xml:space="preserve">“How do I look?” I asked, knowing she would tell me if I had dreamed up some monstrosity. Her fingers gently brushed hair out of my face and explored my features. It felt like my face was at least human, and her expression was calm and serene. </w:t>
+      </w:r>
+    </w:p>
+    <w:p>
+      <w:pPr>
+        <w:spacing w:line="360" w:lineRule="auto"/>
+        <w:jc w:val="both"/>
+        <w:rPr>
+          <w:rFonts w:ascii="Montserrat" w:hAnsi="Montserrat"/>
+          <w:sz w:val="24"/>
+        </w:rPr>
+      </w:pPr>
+      <w:r>
+        <w:rPr>
+          <w:rFonts w:ascii="Montserrat" w:hAnsi="Montserrat"/>
+          <w:sz w:val="24"/>
+        </w:rPr>
+        <w:tab/>
+        <w:t xml:space="preserve">“I’ve told you, you have to be patient. You’re still to easily upset. Now, tell me what you remember,” she prompted me, pushing me back into the pillows piled against the bed’s headrest.  </w:t>
+      </w:r>
+    </w:p>
+    <w:p>
+      <w:pPr>
+        <w:spacing w:line="360" w:lineRule="auto"/>
+        <w:jc w:val="both"/>
+        <w:rPr>
+          <w:rFonts w:ascii="Montserrat" w:hAnsi="Montserrat"/>
+          <w:sz w:val="24"/>
+        </w:rPr>
+      </w:pPr>
+      <w:r>
+        <w:rPr>
+          <w:rFonts w:ascii="Montserrat" w:hAnsi="Montserrat"/>
+          <w:sz w:val="24"/>
+        </w:rPr>
         <w:tab/>
         <w:t xml:space="preserve">I took a deep breath, allowing my eyes to linger on the sight of my hands where they lay in my lap. Once satisfied that they did not seem abnormal, I leaned back and closed my eyes. </w:t>
       </w:r>
@@ -378,8 +478,16 @@
       <w:pPr>
         <w:spacing w:line="360" w:lineRule="auto"/>
         <w:jc w:val="both"/>
-      </w:pPr>
-      <w:r>
+        <w:rPr>
+          <w:rFonts w:ascii="Montserrat" w:hAnsi="Montserrat"/>
+          <w:sz w:val="24"/>
+        </w:rPr>
+      </w:pPr>
+      <w:r>
+        <w:rPr>
+          <w:rFonts w:ascii="Montserrat" w:hAnsi="Montserrat"/>
+          <w:sz w:val="24"/>
+        </w:rPr>
         <w:br w:type="page"/>
       </w:r>
     </w:p>
@@ -387,8 +495,16 @@
       <w:pPr>
         <w:spacing w:line="360" w:lineRule="auto"/>
         <w:jc w:val="both"/>
-      </w:pPr>
-      <w:r>
+        <w:rPr>
+          <w:rFonts w:ascii="Montserrat" w:hAnsi="Montserrat"/>
+          <w:sz w:val="24"/>
+        </w:rPr>
+      </w:pPr>
+      <w:r>
+        <w:rPr>
+          <w:rFonts w:ascii="Montserrat" w:hAnsi="Montserrat"/>
+          <w:sz w:val="24"/>
+        </w:rPr>
         <w:t>I remembered I could not stop dreaming. I was afraid I had died in my sleep.</w:t>
       </w:r>
     </w:p>
@@ -396,57 +512,61 @@
       <w:pPr>
         <w:spacing w:line="360" w:lineRule="auto"/>
         <w:jc w:val="both"/>
-      </w:pPr>
-      <w:r>
-        <w:tab/>
-        <w:t xml:space="preserve">I remember that she was trying to </w:t>
-      </w:r>
-      <w:proofErr w:type="gramStart"/>
-      <w:r>
-        <w:t>dream</w:t>
-      </w:r>
-      <w:proofErr w:type="gramEnd"/>
-      <w:r>
-        <w:t xml:space="preserve"> me. It was why she kept asking me to remember. She wanted me to remember being me. </w:t>
-      </w:r>
-    </w:p>
-    <w:p>
-      <w:pPr>
-        <w:spacing w:line="360" w:lineRule="auto"/>
-        <w:jc w:val="both"/>
-      </w:pPr>
-    </w:p>
-    <w:p>
-      <w:pPr>
-        <w:spacing w:line="360" w:lineRule="auto"/>
-        <w:jc w:val="both"/>
-      </w:pPr>
-      <w:r>
-        <w:t xml:space="preserve">I could not remember anything at first. Memory did not exist. Nothing seemed to exist. I had no points of reference. Oblivion engulfed me, </w:t>
-      </w:r>
-      <w:proofErr w:type="gramStart"/>
-      <w:r>
-        <w:t>marred</w:t>
-      </w:r>
-      <w:proofErr w:type="gramEnd"/>
-      <w:r>
-        <w:t xml:space="preserve"> only by my own awareness of it. It was a familiar silence. I understood, </w:t>
-      </w:r>
-      <w:proofErr w:type="gramStart"/>
-      <w:r>
-        <w:t>for</w:t>
-      </w:r>
-      <w:proofErr w:type="gramEnd"/>
-      <w:r>
-        <w:t xml:space="preserve"> lack of a better word, though there was nothing to understand. I suppose that I just... understood myself. The idea of myself. It was enough to bring me back from the edge. In lieu of anything else, that glimmering awareness absorbed me. Focused me. I was a single naked thought. Alone. </w:t>
-      </w:r>
-    </w:p>
-    <w:p>
-      <w:pPr>
-        <w:spacing w:line="360" w:lineRule="auto"/>
-        <w:jc w:val="both"/>
-      </w:pPr>
-      <w:r>
+        <w:rPr>
+          <w:rFonts w:ascii="Montserrat" w:hAnsi="Montserrat"/>
+          <w:sz w:val="24"/>
+        </w:rPr>
+      </w:pPr>
+      <w:r>
+        <w:rPr>
+          <w:rFonts w:ascii="Montserrat" w:hAnsi="Montserrat"/>
+          <w:sz w:val="24"/>
+        </w:rPr>
+        <w:tab/>
+        <w:t xml:space="preserve">I remember that she was trying to dream me. It was why she kept asking me to remember. She wanted me to remember being me. </w:t>
+      </w:r>
+    </w:p>
+    <w:p>
+      <w:pPr>
+        <w:spacing w:line="360" w:lineRule="auto"/>
+        <w:jc w:val="both"/>
+        <w:rPr>
+          <w:rFonts w:ascii="Montserrat" w:hAnsi="Montserrat"/>
+          <w:sz w:val="24"/>
+        </w:rPr>
+      </w:pPr>
+    </w:p>
+    <w:p>
+      <w:pPr>
+        <w:spacing w:line="360" w:lineRule="auto"/>
+        <w:jc w:val="both"/>
+        <w:rPr>
+          <w:rFonts w:ascii="Montserrat" w:hAnsi="Montserrat"/>
+          <w:sz w:val="24"/>
+        </w:rPr>
+      </w:pPr>
+      <w:r>
+        <w:rPr>
+          <w:rFonts w:ascii="Montserrat" w:hAnsi="Montserrat"/>
+          <w:sz w:val="24"/>
+        </w:rPr>
+        <w:t xml:space="preserve">I could not remember anything at first. Memory did not exist. Nothing seemed to exist. I had no points of reference. Oblivion engulfed me, marred only by my own awareness of it. It was a familiar silence. I understood, for lack of a better word, though there was nothing to understand. I suppose that I just... understood myself. The idea of myself. It was enough to bring me back from the edge. In lieu of anything else, that glimmering awareness absorbed me. Focused me. I was a single naked thought. Alone. </w:t>
+      </w:r>
+    </w:p>
+    <w:p>
+      <w:pPr>
+        <w:spacing w:line="360" w:lineRule="auto"/>
+        <w:jc w:val="both"/>
+        <w:rPr>
+          <w:rFonts w:ascii="Montserrat" w:hAnsi="Montserrat"/>
+          <w:sz w:val="24"/>
+        </w:rPr>
+      </w:pPr>
+      <w:r>
+        <w:rPr>
+          <w:rFonts w:ascii="Montserrat" w:hAnsi="Montserrat"/>
+          <w:sz w:val="24"/>
+        </w:rPr>
         <w:tab/>
         <w:t xml:space="preserve">You are not alone. </w:t>
       </w:r>
@@ -455,43 +575,49 @@
       <w:pPr>
         <w:spacing w:line="360" w:lineRule="auto"/>
         <w:jc w:val="both"/>
-      </w:pPr>
-      <w:r>
+        <w:rPr>
+          <w:rFonts w:ascii="Montserrat" w:hAnsi="Montserrat"/>
+          <w:sz w:val="24"/>
+        </w:rPr>
+      </w:pPr>
+      <w:r>
+        <w:rPr>
+          <w:rFonts w:ascii="Montserrat" w:hAnsi="Montserrat"/>
+          <w:sz w:val="24"/>
+        </w:rPr>
         <w:tab/>
         <w:t xml:space="preserve">The enshrouding darkness reverberated to that intruding thought. I tried to look but I had not realized yet that there was nothing to look </w:t>
       </w:r>
       <w:r>
         <w:rPr>
+          <w:rFonts w:ascii="Montserrat" w:hAnsi="Montserrat"/>
           <w:i/>
+          <w:sz w:val="24"/>
         </w:rPr>
         <w:t>at</w:t>
       </w:r>
       <w:r>
-        <w:t xml:space="preserve">. Suddenly it was vitally important to regain the thread of my last rational thought. I flailed desperately for a measureless eternity but the only points of reference I </w:t>
-      </w:r>
-      <w:proofErr w:type="gramStart"/>
-      <w:r>
-        <w:t>cold</w:t>
-      </w:r>
-      <w:proofErr w:type="gramEnd"/>
-      <w:r>
-        <w:t xml:space="preserve"> find </w:t>
-      </w:r>
-      <w:proofErr w:type="gramStart"/>
-      <w:r>
-        <w:t>was</w:t>
-      </w:r>
-      <w:proofErr w:type="gramEnd"/>
-      <w:r>
-        <w:t xml:space="preserve"> the hard presence which had uttered its thought within me. I became aware then of the limit of my understanding and I was terrified.</w:t>
-      </w:r>
-    </w:p>
-    <w:p>
-      <w:pPr>
-        <w:spacing w:line="360" w:lineRule="auto"/>
-        <w:jc w:val="both"/>
-      </w:pPr>
-      <w:r>
+        <w:rPr>
+          <w:rFonts w:ascii="Montserrat" w:hAnsi="Montserrat"/>
+          <w:sz w:val="24"/>
+        </w:rPr>
+        <w:t>. Suddenly it was vitally important to regain the thread of my last rational thought. I flailed desperately for a measureless eternity but the only points of reference I cold find was the hard presence which had uttered its thought within me. I became aware then of the limit of my understanding and I was terrified.</w:t>
+      </w:r>
+    </w:p>
+    <w:p>
+      <w:pPr>
+        <w:spacing w:line="360" w:lineRule="auto"/>
+        <w:jc w:val="both"/>
+        <w:rPr>
+          <w:rFonts w:ascii="Montserrat" w:hAnsi="Montserrat"/>
+          <w:sz w:val="24"/>
+        </w:rPr>
+      </w:pPr>
+      <w:r>
+        <w:rPr>
+          <w:rFonts w:ascii="Montserrat" w:hAnsi="Montserrat"/>
+          <w:sz w:val="24"/>
+        </w:rPr>
         <w:tab/>
         <w:t>I don’t understand! I cried out with my entire being. The explosion of emotion expended in that outburst drained me to the core. I could feel what little understanding I had turning to ash as the flare was absorbed by the unknown.</w:t>
       </w:r>
@@ -500,8 +626,16 @@
       <w:pPr>
         <w:spacing w:line="360" w:lineRule="auto"/>
         <w:jc w:val="both"/>
-      </w:pPr>
-      <w:r>
+        <w:rPr>
+          <w:rFonts w:ascii="Montserrat" w:hAnsi="Montserrat"/>
+          <w:sz w:val="24"/>
+        </w:rPr>
+      </w:pPr>
+      <w:r>
+        <w:rPr>
+          <w:rFonts w:ascii="Montserrat" w:hAnsi="Montserrat"/>
+          <w:sz w:val="24"/>
+        </w:rPr>
         <w:tab/>
         <w:t xml:space="preserve">You are dying. The tendril of foreign thought breathed on the ember of my soul. I felt a quickening as the threat implications penetrated and became part of my dwindling consciousness. Why? I demanded of the universe. What did I do wrong? Why can’t I remember anything? A rush of passion filled me and extended my existence in anticipation of the answer. </w:t>
       </w:r>
@@ -510,26 +644,34 @@
       <w:pPr>
         <w:spacing w:line="360" w:lineRule="auto"/>
         <w:jc w:val="both"/>
-      </w:pPr>
-      <w:r>
-        <w:tab/>
-        <w:t xml:space="preserve">Does it matter why? </w:t>
-      </w:r>
-      <w:proofErr w:type="gramStart"/>
-      <w:r>
-        <w:t>the</w:t>
-      </w:r>
-      <w:proofErr w:type="gramEnd"/>
-      <w:r>
-        <w:t xml:space="preserve"> voice probed. </w:t>
-      </w:r>
-    </w:p>
-    <w:p>
-      <w:pPr>
-        <w:spacing w:line="360" w:lineRule="auto"/>
-        <w:jc w:val="both"/>
-      </w:pPr>
-      <w:r>
+        <w:rPr>
+          <w:rFonts w:ascii="Montserrat" w:hAnsi="Montserrat"/>
+          <w:sz w:val="24"/>
+        </w:rPr>
+      </w:pPr>
+      <w:r>
+        <w:rPr>
+          <w:rFonts w:ascii="Montserrat" w:hAnsi="Montserrat"/>
+          <w:sz w:val="24"/>
+        </w:rPr>
+        <w:tab/>
+        <w:t xml:space="preserve">Does it matter why? the voice probed. </w:t>
+      </w:r>
+    </w:p>
+    <w:p>
+      <w:pPr>
+        <w:spacing w:line="360" w:lineRule="auto"/>
+        <w:jc w:val="both"/>
+        <w:rPr>
+          <w:rFonts w:ascii="Montserrat" w:hAnsi="Montserrat"/>
+          <w:sz w:val="24"/>
+        </w:rPr>
+      </w:pPr>
+      <w:r>
+        <w:rPr>
+          <w:rFonts w:ascii="Montserrat" w:hAnsi="Montserrat"/>
+          <w:sz w:val="24"/>
+        </w:rPr>
         <w:br w:type="page"/>
       </w:r>
     </w:p>
@@ -538,11 +680,15 @@
         <w:spacing w:line="360" w:lineRule="auto"/>
         <w:jc w:val="both"/>
         <w:rPr>
-          <w:lang w:bidi="en-US"/>
-        </w:rPr>
-      </w:pPr>
-      <w:r>
-        <w:rPr>
+          <w:rFonts w:ascii="Montserrat" w:hAnsi="Montserrat"/>
+          <w:sz w:val="24"/>
+          <w:lang w:bidi="en-US"/>
+        </w:rPr>
+      </w:pPr>
+      <w:r>
+        <w:rPr>
+          <w:rFonts w:ascii="Montserrat" w:hAnsi="Montserrat"/>
+          <w:sz w:val="24"/>
           <w:lang w:bidi="en-US"/>
         </w:rPr>
         <w:tab/>
@@ -554,11 +700,15 @@
         <w:spacing w:line="360" w:lineRule="auto"/>
         <w:jc w:val="both"/>
         <w:rPr>
-          <w:lang w:bidi="en-US"/>
-        </w:rPr>
-      </w:pPr>
-      <w:r>
-        <w:rPr>
+          <w:rFonts w:ascii="Montserrat" w:hAnsi="Montserrat"/>
+          <w:sz w:val="24"/>
+          <w:lang w:bidi="en-US"/>
+        </w:rPr>
+      </w:pPr>
+      <w:r>
+        <w:rPr>
+          <w:rFonts w:ascii="Montserrat" w:hAnsi="Montserrat"/>
+          <w:sz w:val="24"/>
           <w:lang w:bidi="en-US"/>
         </w:rPr>
         <w:tab/>
@@ -570,93 +720,65 @@
         <w:spacing w:line="360" w:lineRule="auto"/>
         <w:jc w:val="both"/>
         <w:rPr>
-          <w:lang w:bidi="en-US"/>
-        </w:rPr>
-      </w:pPr>
-      <w:r>
-        <w:rPr>
-          <w:lang w:bidi="en-US"/>
-        </w:rPr>
-        <w:tab/>
-        <w:t xml:space="preserve">I had to keep moving, or the strange landscape would begin to collapse in on me. As I stumbled on, I grew tired and desperate for some kind of shelter, a safe place to </w:t>
-      </w:r>
-      <w:proofErr w:type="gramStart"/>
-      <w:r>
-        <w:rPr>
-          <w:lang w:bidi="en-US"/>
-        </w:rPr>
-        <w:t>rest—even</w:t>
-      </w:r>
-      <w:proofErr w:type="gramEnd"/>
-      <w:r>
-        <w:rPr>
-          <w:lang w:bidi="en-US"/>
-        </w:rPr>
-        <w:t xml:space="preserve"> knowing I was inviting the world to collapse and turn inside out. I was in the eye of a storm, but if I stopped moving it would catch up to me and tear everything around me to pieces. More than once, I was torn to pieces too, cast back into the abyss for an eternal instant. </w:t>
-      </w:r>
-    </w:p>
-    <w:p>
-      <w:pPr>
-        <w:spacing w:line="360" w:lineRule="auto"/>
-        <w:jc w:val="both"/>
-        <w:rPr>
-          <w:lang w:bidi="en-US"/>
-        </w:rPr>
-      </w:pPr>
-    </w:p>
-    <w:p>
-      <w:pPr>
-        <w:spacing w:line="360" w:lineRule="auto"/>
-        <w:jc w:val="both"/>
-        <w:rPr>
-          <w:lang w:bidi="en-US"/>
-        </w:rPr>
-      </w:pPr>
-      <w:r>
-        <w:rPr>
-          <w:lang w:bidi="en-US"/>
-        </w:rPr>
-        <w:t xml:space="preserve">I could not remember anything at first. Memory did not exist. Nothing seemed to exist. I had no points of reference. Oblivion engulfed me, </w:t>
-      </w:r>
-      <w:proofErr w:type="gramStart"/>
-      <w:r>
-        <w:rPr>
-          <w:lang w:bidi="en-US"/>
-        </w:rPr>
-        <w:t>marred</w:t>
-      </w:r>
-      <w:proofErr w:type="gramEnd"/>
-      <w:r>
-        <w:rPr>
-          <w:lang w:bidi="en-US"/>
-        </w:rPr>
-        <w:t xml:space="preserve"> only by my own awareness of it. It was a familiar silence. I understood, </w:t>
-      </w:r>
-      <w:proofErr w:type="gramStart"/>
-      <w:r>
-        <w:rPr>
-          <w:lang w:bidi="en-US"/>
-        </w:rPr>
-        <w:t>for</w:t>
-      </w:r>
-      <w:proofErr w:type="gramEnd"/>
-      <w:r>
-        <w:rPr>
-          <w:lang w:bidi="en-US"/>
-        </w:rPr>
-        <w:t xml:space="preserve"> lack of a better word, though there was nothing to understand. I suppose that I just... understood myself. The idea of myself. It was enough to bring me back from the edge. In lieu of anything else, that glimmering awareness absorbed me. Focused me. I was a single naked thought. Alone. </w:t>
-      </w:r>
-    </w:p>
-    <w:p>
-      <w:pPr>
-        <w:spacing w:line="360" w:lineRule="auto"/>
-        <w:jc w:val="both"/>
-        <w:rPr>
-          <w:lang w:bidi="en-US"/>
-        </w:rPr>
-      </w:pPr>
-      <w:r>
-        <w:rPr>
+          <w:rFonts w:ascii="Montserrat" w:hAnsi="Montserrat"/>
+          <w:sz w:val="24"/>
+          <w:lang w:bidi="en-US"/>
+        </w:rPr>
+      </w:pPr>
+      <w:r>
+        <w:rPr>
+          <w:rFonts w:ascii="Montserrat" w:hAnsi="Montserrat"/>
+          <w:sz w:val="24"/>
+          <w:lang w:bidi="en-US"/>
+        </w:rPr>
+        <w:tab/>
+        <w:t xml:space="preserve">I had to keep moving, or the strange landscape would begin to collapse in on me. As I stumbled on, I grew tired and desperate for some kind of shelter, a safe place to rest—even knowing I was inviting the world to collapse and turn inside out. I was in the eye of a storm, but if I stopped moving it would catch up to me and tear everything around me to pieces. More than once, I was torn to pieces too, cast back into the abyss for an eternal instant. </w:t>
+      </w:r>
+    </w:p>
+    <w:p>
+      <w:pPr>
+        <w:spacing w:line="360" w:lineRule="auto"/>
+        <w:jc w:val="both"/>
+        <w:rPr>
+          <w:rFonts w:ascii="Montserrat" w:hAnsi="Montserrat"/>
+          <w:sz w:val="24"/>
+          <w:lang w:bidi="en-US"/>
+        </w:rPr>
+      </w:pPr>
+    </w:p>
+    <w:p>
+      <w:pPr>
+        <w:spacing w:line="360" w:lineRule="auto"/>
+        <w:jc w:val="both"/>
+        <w:rPr>
+          <w:rFonts w:ascii="Montserrat" w:hAnsi="Montserrat"/>
+          <w:sz w:val="24"/>
+          <w:lang w:bidi="en-US"/>
+        </w:rPr>
+      </w:pPr>
+      <w:r>
+        <w:rPr>
+          <w:rFonts w:ascii="Montserrat" w:hAnsi="Montserrat"/>
+          <w:sz w:val="24"/>
+          <w:lang w:bidi="en-US"/>
+        </w:rPr>
+        <w:t xml:space="preserve">I could not remember anything at first. Memory did not exist. Nothing seemed to exist. I had no points of reference. Oblivion engulfed me, marred only by my own awareness of it. It was a familiar silence. I understood, for lack of a better word, though there was nothing to understand. I suppose that I just... understood myself. The idea of myself. It was enough to bring me back from the edge. In lieu of anything else, that glimmering awareness absorbed me. Focused me. I was a single naked thought. Alone. </w:t>
+      </w:r>
+    </w:p>
+    <w:p>
+      <w:pPr>
+        <w:spacing w:line="360" w:lineRule="auto"/>
+        <w:jc w:val="both"/>
+        <w:rPr>
+          <w:rFonts w:ascii="Montserrat" w:hAnsi="Montserrat"/>
+          <w:sz w:val="24"/>
+          <w:lang w:bidi="en-US"/>
+        </w:rPr>
+      </w:pPr>
+      <w:r>
+        <w:rPr>
+          <w:rFonts w:ascii="Montserrat" w:hAnsi="Montserrat"/>
+          <w:sz w:val="24"/>
           <w:lang w:bidi="en-US"/>
         </w:rPr>
         <w:tab/>
@@ -668,11 +790,15 @@
         <w:spacing w:line="360" w:lineRule="auto"/>
         <w:jc w:val="both"/>
         <w:rPr>
-          <w:lang w:bidi="en-US"/>
-        </w:rPr>
-      </w:pPr>
-      <w:r>
-        <w:rPr>
+          <w:rFonts w:ascii="Montserrat" w:hAnsi="Montserrat"/>
+          <w:sz w:val="24"/>
+          <w:lang w:bidi="en-US"/>
+        </w:rPr>
+      </w:pPr>
+      <w:r>
+        <w:rPr>
+          <w:rFonts w:ascii="Montserrat" w:hAnsi="Montserrat"/>
+          <w:sz w:val="24"/>
           <w:lang w:bidi="en-US"/>
         </w:rPr>
         <w:tab/>
@@ -680,56 +806,36 @@
       </w:r>
       <w:r>
         <w:rPr>
+          <w:rFonts w:ascii="Montserrat" w:hAnsi="Montserrat"/>
           <w:i/>
+          <w:sz w:val="24"/>
           <w:lang w:bidi="en-US"/>
         </w:rPr>
         <w:t>at</w:t>
       </w:r>
       <w:r>
         <w:rPr>
-          <w:lang w:bidi="en-US"/>
-        </w:rPr>
-        <w:t xml:space="preserve">. Suddenly it was vitally important to regain the thread of my last rational thought. I flailed desperately for a measureless eternity but the only points of reference I </w:t>
-      </w:r>
-      <w:proofErr w:type="gramStart"/>
-      <w:r>
-        <w:rPr>
-          <w:lang w:bidi="en-US"/>
-        </w:rPr>
-        <w:t>cold</w:t>
-      </w:r>
-      <w:proofErr w:type="gramEnd"/>
-      <w:r>
-        <w:rPr>
-          <w:lang w:bidi="en-US"/>
-        </w:rPr>
-        <w:t xml:space="preserve"> find </w:t>
-      </w:r>
-      <w:proofErr w:type="gramStart"/>
-      <w:r>
-        <w:rPr>
-          <w:lang w:bidi="en-US"/>
-        </w:rPr>
-        <w:t>was</w:t>
-      </w:r>
-      <w:proofErr w:type="gramEnd"/>
-      <w:r>
-        <w:rPr>
-          <w:lang w:bidi="en-US"/>
-        </w:rPr>
-        <w:t xml:space="preserve"> the hard presence which had uttered its thought within me. I became aware then of the limit of my understanding and I was terrified.</w:t>
-      </w:r>
-    </w:p>
-    <w:p>
-      <w:pPr>
-        <w:spacing w:line="360" w:lineRule="auto"/>
-        <w:jc w:val="both"/>
-        <w:rPr>
-          <w:lang w:bidi="en-US"/>
-        </w:rPr>
-      </w:pPr>
-      <w:r>
-        <w:rPr>
+          <w:rFonts w:ascii="Montserrat" w:hAnsi="Montserrat"/>
+          <w:sz w:val="24"/>
+          <w:lang w:bidi="en-US"/>
+        </w:rPr>
+        <w:t>. Suddenly it was vitally important to regain the thread of my last rational thought. I flailed desperately for a measureless eternity but the only points of reference I cold find was the hard presence which had uttered its thought within me. I became aware then of the limit of my understanding and I was terrified.</w:t>
+      </w:r>
+    </w:p>
+    <w:p>
+      <w:pPr>
+        <w:spacing w:line="360" w:lineRule="auto"/>
+        <w:jc w:val="both"/>
+        <w:rPr>
+          <w:rFonts w:ascii="Montserrat" w:hAnsi="Montserrat"/>
+          <w:sz w:val="24"/>
+          <w:lang w:bidi="en-US"/>
+        </w:rPr>
+      </w:pPr>
+      <w:r>
+        <w:rPr>
+          <w:rFonts w:ascii="Montserrat" w:hAnsi="Montserrat"/>
+          <w:sz w:val="24"/>
           <w:lang w:bidi="en-US"/>
         </w:rPr>
         <w:tab/>
@@ -741,11 +847,15 @@
         <w:spacing w:line="360" w:lineRule="auto"/>
         <w:jc w:val="both"/>
         <w:rPr>
-          <w:lang w:bidi="en-US"/>
-        </w:rPr>
-      </w:pPr>
-      <w:r>
-        <w:rPr>
+          <w:rFonts w:ascii="Montserrat" w:hAnsi="Montserrat"/>
+          <w:sz w:val="24"/>
+          <w:lang w:bidi="en-US"/>
+        </w:rPr>
+      </w:pPr>
+      <w:r>
+        <w:rPr>
+          <w:rFonts w:ascii="Montserrat" w:hAnsi="Montserrat"/>
+          <w:sz w:val="24"/>
           <w:lang w:bidi="en-US"/>
         </w:rPr>
         <w:tab/>
@@ -757,50 +867,46 @@
         <w:spacing w:line="360" w:lineRule="auto"/>
         <w:jc w:val="both"/>
         <w:rPr>
-          <w:lang w:bidi="en-US"/>
-        </w:rPr>
-      </w:pPr>
-      <w:r>
-        <w:rPr>
-          <w:lang w:bidi="en-US"/>
-        </w:rPr>
-        <w:tab/>
-        <w:t xml:space="preserve">Does it matter why? </w:t>
-      </w:r>
-      <w:proofErr w:type="gramStart"/>
-      <w:r>
-        <w:rPr>
-          <w:lang w:bidi="en-US"/>
-        </w:rPr>
-        <w:t>the</w:t>
-      </w:r>
-      <w:proofErr w:type="gramEnd"/>
-      <w:r>
-        <w:rPr>
-          <w:lang w:bidi="en-US"/>
-        </w:rPr>
-        <w:t xml:space="preserve"> voice probed. </w:t>
-      </w:r>
-    </w:p>
-    <w:p>
-      <w:pPr>
-        <w:spacing w:line="360" w:lineRule="auto"/>
-        <w:jc w:val="both"/>
-        <w:rPr>
-          <w:lang w:bidi="en-US"/>
-        </w:rPr>
-      </w:pPr>
-    </w:p>
-    <w:p>
-      <w:pPr>
-        <w:spacing w:line="360" w:lineRule="auto"/>
-        <w:jc w:val="both"/>
-        <w:rPr>
-          <w:lang w:bidi="en-US"/>
-        </w:rPr>
-      </w:pPr>
-      <w:r>
-        <w:rPr>
+          <w:rFonts w:ascii="Montserrat" w:hAnsi="Montserrat"/>
+          <w:sz w:val="24"/>
+          <w:lang w:bidi="en-US"/>
+        </w:rPr>
+      </w:pPr>
+      <w:r>
+        <w:rPr>
+          <w:rFonts w:ascii="Montserrat" w:hAnsi="Montserrat"/>
+          <w:sz w:val="24"/>
+          <w:lang w:bidi="en-US"/>
+        </w:rPr>
+        <w:tab/>
+        <w:t xml:space="preserve">Does it matter why? the voice probed. </w:t>
+      </w:r>
+    </w:p>
+    <w:p>
+      <w:pPr>
+        <w:spacing w:line="360" w:lineRule="auto"/>
+        <w:jc w:val="both"/>
+        <w:rPr>
+          <w:rFonts w:ascii="Montserrat" w:hAnsi="Montserrat"/>
+          <w:sz w:val="24"/>
+          <w:lang w:bidi="en-US"/>
+        </w:rPr>
+      </w:pPr>
+    </w:p>
+    <w:p>
+      <w:pPr>
+        <w:spacing w:line="360" w:lineRule="auto"/>
+        <w:jc w:val="both"/>
+        <w:rPr>
+          <w:rFonts w:ascii="Montserrat" w:hAnsi="Montserrat"/>
+          <w:sz w:val="24"/>
+          <w:lang w:bidi="en-US"/>
+        </w:rPr>
+      </w:pPr>
+      <w:r>
+        <w:rPr>
+          <w:rFonts w:ascii="Montserrat" w:hAnsi="Montserrat"/>
+          <w:sz w:val="24"/>
           <w:lang w:bidi="en-US"/>
         </w:rPr>
         <w:t xml:space="preserve">I responded to the touch like a caress. This was so different from the other embrace, the thing that had seized my mind, burned itself into every thought and feeling I possessed and then crushed me out of existence. Until that moment, I had forgotten. I had forgotten what I had been hiding from. </w:t>
@@ -811,11 +917,15 @@
         <w:spacing w:line="360" w:lineRule="auto"/>
         <w:jc w:val="both"/>
         <w:rPr>
-          <w:lang w:bidi="en-US"/>
-        </w:rPr>
-      </w:pPr>
-      <w:r>
-        <w:rPr>
+          <w:rFonts w:ascii="Montserrat" w:hAnsi="Montserrat"/>
+          <w:sz w:val="24"/>
+          <w:lang w:bidi="en-US"/>
+        </w:rPr>
+      </w:pPr>
+      <w:r>
+        <w:rPr>
+          <w:rFonts w:ascii="Montserrat" w:hAnsi="Montserrat"/>
+          <w:sz w:val="24"/>
           <w:lang w:bidi="en-US"/>
         </w:rPr>
         <w:tab/>
@@ -827,11 +937,15 @@
         <w:spacing w:line="360" w:lineRule="auto"/>
         <w:jc w:val="both"/>
         <w:rPr>
-          <w:lang w:bidi="en-US"/>
-        </w:rPr>
-      </w:pPr>
-      <w:r>
-        <w:rPr>
+          <w:rFonts w:ascii="Montserrat" w:hAnsi="Montserrat"/>
+          <w:sz w:val="24"/>
+          <w:lang w:bidi="en-US"/>
+        </w:rPr>
+      </w:pPr>
+      <w:r>
+        <w:rPr>
+          <w:rFonts w:ascii="Montserrat" w:hAnsi="Montserrat"/>
+          <w:sz w:val="24"/>
           <w:lang w:bidi="en-US"/>
         </w:rPr>
         <w:tab/>
@@ -853,7 +967,7 @@
   <w:abstractNum w:abstractNumId="0" w15:restartNumberingAfterBreak="0">
     <w:nsid w:val="FFFFFFFB"/>
     <w:multiLevelType w:val="multilevel"/>
-    <w:tmpl w:val="759072D4"/>
+    <w:tmpl w:val="80A499BA"/>
     <w:lvl w:ilvl="0">
       <w:start w:val="1"/>
       <w:numFmt w:val="cardinalText"/>
@@ -988,6 +1102,27 @@
   <w:num w:numId="22" w16cid:durableId="1728336850">
     <w:abstractNumId w:val="0"/>
   </w:num>
+  <w:num w:numId="23" w16cid:durableId="516238290">
+    <w:abstractNumId w:val="0"/>
+  </w:num>
+  <w:num w:numId="24" w16cid:durableId="390887374">
+    <w:abstractNumId w:val="0"/>
+  </w:num>
+  <w:num w:numId="25" w16cid:durableId="1536189544">
+    <w:abstractNumId w:val="0"/>
+  </w:num>
+  <w:num w:numId="26" w16cid:durableId="1092623828">
+    <w:abstractNumId w:val="0"/>
+  </w:num>
+  <w:num w:numId="27" w16cid:durableId="2131774838">
+    <w:abstractNumId w:val="0"/>
+  </w:num>
+  <w:num w:numId="28" w16cid:durableId="1950694704">
+    <w:abstractNumId w:val="0"/>
+  </w:num>
+  <w:num w:numId="29" w16cid:durableId="390079212">
+    <w:abstractNumId w:val="0"/>
+  </w:num>
 </w:numbering>
 </file>
 
@@ -996,7 +1131,9 @@
   <w:docDefaults>
     <w:rPrDefault>
       <w:rPr>
-        <w:rFonts w:ascii="Times New Roman" w:eastAsia="Times New Roman" w:hAnsi="Times New Roman" w:cs="Times New Roman"/>
+        <w:rFonts w:asciiTheme="minorHAnsi" w:eastAsiaTheme="minorHAnsi" w:hAnsiTheme="minorHAnsi" w:cstheme="minorBidi"/>
+        <w:sz w:val="22"/>
+        <w:szCs w:val="22"/>
         <w:lang w:val="en-US" w:eastAsia="en-US" w:bidi="ar-SA"/>
       </w:rPr>
     </w:rPrDefault>
@@ -1383,12 +1520,12 @@
   <w:style w:type="paragraph" w:default="1" w:styleId="Normal">
     <w:name w:val="Normal"/>
     <w:qFormat/>
-    <w:rsid w:val="008F35FA"/>
+    <w:rsid w:val="00176C4C"/>
     <w:pPr>
       <w:spacing w:after="240" w:line="276" w:lineRule="auto"/>
     </w:pPr>
     <w:rPr>
-      <w:rFonts w:asciiTheme="minorHAnsi" w:hAnsiTheme="minorHAnsi" w:cstheme="minorHAnsi"/>
+      <w:rFonts w:cstheme="minorHAnsi"/>
       <w:sz w:val="28"/>
       <w:szCs w:val="28"/>
     </w:rPr>
@@ -1399,11 +1536,10 @@
     <w:next w:val="Normal"/>
     <w:link w:val="Heading1Char"/>
     <w:qFormat/>
-    <w:rsid w:val="008F35FA"/>
+    <w:rsid w:val="00176C4C"/>
     <w:pPr>
       <w:keepNext/>
-      <w:spacing w:line="240" w:lineRule="auto"/>
-      <w:contextualSpacing/>
+      <w:spacing w:before="240" w:after="60" w:line="240" w:lineRule="auto"/>
       <w:outlineLvl w:val="0"/>
     </w:pPr>
     <w:rPr>
@@ -1419,11 +1555,11 @@
     <w:next w:val="Normal"/>
     <w:link w:val="Heading2Char"/>
     <w:qFormat/>
-    <w:rsid w:val="008F35FA"/>
+    <w:rsid w:val="00176C4C"/>
     <w:pPr>
       <w:numPr>
         <w:ilvl w:val="1"/>
-        <w:numId w:val="22"/>
+        <w:numId w:val="29"/>
       </w:numPr>
       <w:outlineLvl w:val="1"/>
     </w:pPr>
@@ -1439,7 +1575,7 @@
     <w:next w:val="Normal"/>
     <w:link w:val="Heading3Char"/>
     <w:qFormat/>
-    <w:rsid w:val="008F35FA"/>
+    <w:rsid w:val="00176C4C"/>
     <w:pPr>
       <w:outlineLvl w:val="2"/>
     </w:pPr>
@@ -1453,7 +1589,7 @@
     <w:next w:val="Normal"/>
     <w:link w:val="Heading4Char"/>
     <w:qFormat/>
-    <w:rsid w:val="008F35FA"/>
+    <w:rsid w:val="00176C4C"/>
     <w:pPr>
       <w:numPr>
         <w:ilvl w:val="3"/>
@@ -1470,7 +1606,7 @@
     <w:next w:val="Normal"/>
     <w:link w:val="Heading5Char"/>
     <w:qFormat/>
-    <w:rsid w:val="008F35FA"/>
+    <w:rsid w:val="00176C4C"/>
     <w:pPr>
       <w:numPr>
         <w:ilvl w:val="4"/>
@@ -1487,7 +1623,7 @@
     <w:next w:val="Normal"/>
     <w:link w:val="Heading6Char"/>
     <w:qFormat/>
-    <w:rsid w:val="008F35FA"/>
+    <w:rsid w:val="00176C4C"/>
     <w:pPr>
       <w:numPr>
         <w:ilvl w:val="5"/>
@@ -1495,7 +1631,7 @@
       <w:outlineLvl w:val="5"/>
     </w:pPr>
     <w:rPr>
-      <w:b w:val="0"/>
+      <w:bCs/>
       <w:sz w:val="24"/>
       <w:szCs w:val="24"/>
       <w:u w:val="single"/>
@@ -1507,28 +1643,31 @@
     <w:next w:val="Normal"/>
     <w:link w:val="Heading7Char"/>
     <w:qFormat/>
-    <w:rsid w:val="008F35FA"/>
+    <w:rsid w:val="00176C4C"/>
     <w:pPr>
+      <w:keepNext w:val="0"/>
+      <w:numPr>
+        <w:ilvl w:val="0"/>
+        <w:numId w:val="0"/>
+      </w:numPr>
       <w:outlineLvl w:val="6"/>
     </w:pPr>
     <w:rPr>
-      <w:b/>
-      <w:bCs/>
+      <w:b w:val="0"/>
+      <w:kern w:val="0"/>
     </w:rPr>
   </w:style>
   <w:style w:type="paragraph" w:styleId="Heading8">
     <w:name w:val="heading 8"/>
-    <w:basedOn w:val="Heading7"/>
+    <w:basedOn w:val="Heading6"/>
     <w:next w:val="Normal"/>
     <w:link w:val="Heading8Char"/>
     <w:qFormat/>
-    <w:rsid w:val="008F35FA"/>
+    <w:rsid w:val="00176C4C"/>
     <w:pPr>
       <w:outlineLvl w:val="7"/>
     </w:pPr>
     <w:rPr>
-      <w:b w:val="0"/>
-      <w:bCs w:val="0"/>
       <w:i/>
       <w:iCs/>
       <w:u w:val="none"/>
@@ -1540,13 +1679,13 @@
     <w:next w:val="Normal"/>
     <w:link w:val="Heading9Char"/>
     <w:qFormat/>
-    <w:rsid w:val="008F35FA"/>
+    <w:rsid w:val="00176C4C"/>
     <w:pPr>
       <w:outlineLvl w:val="8"/>
     </w:pPr>
     <w:rPr>
-      <w:b/>
-      <w:bCs/>
+      <w:b w:val="0"/>
+      <w:bCs w:val="0"/>
     </w:rPr>
   </w:style>
   <w:style w:type="character" w:default="1" w:styleId="DefaultParagraphFont">
@@ -1582,7 +1721,11 @@
     <w:next w:val="Normal"/>
     <w:link w:val="Subheading1Char"/>
     <w:qFormat/>
-    <w:rsid w:val="008F35FA"/>
+    <w:rsid w:val="00176C4C"/>
+    <w:pPr>
+      <w:spacing w:before="0" w:after="0"/>
+      <w:contextualSpacing/>
+    </w:pPr>
     <w:rPr>
       <w:rFonts w:asciiTheme="majorHAnsi" w:eastAsiaTheme="minorHAnsi" w:hAnsiTheme="majorHAnsi"/>
       <w:sz w:val="48"/>
@@ -1594,9 +1737,9 @@
     <w:name w:val="Subheading 1 Char"/>
     <w:basedOn w:val="DefaultParagraphFont"/>
     <w:link w:val="Subheading1"/>
-    <w:rsid w:val="008F35FA"/>
-    <w:rPr>
-      <w:rFonts w:asciiTheme="majorHAnsi" w:eastAsiaTheme="minorHAnsi" w:hAnsiTheme="majorHAnsi" w:cstheme="minorHAnsi"/>
+    <w:rsid w:val="00176C4C"/>
+    <w:rPr>
+      <w:rFonts w:asciiTheme="majorHAnsi" w:hAnsiTheme="majorHAnsi" w:cstheme="minorHAnsi"/>
       <w:b/>
       <w:kern w:val="28"/>
       <w:sz w:val="48"/>
@@ -1608,9 +1751,9 @@
     <w:name w:val="Heading 1 Char"/>
     <w:basedOn w:val="DefaultParagraphFont"/>
     <w:link w:val="Heading1"/>
-    <w:rsid w:val="008F35FA"/>
-    <w:rPr>
-      <w:rFonts w:asciiTheme="minorHAnsi" w:eastAsiaTheme="majorEastAsia" w:hAnsiTheme="minorHAnsi" w:cstheme="minorHAnsi"/>
+    <w:rsid w:val="00176C4C"/>
+    <w:rPr>
+      <w:rFonts w:eastAsiaTheme="majorEastAsia" w:cstheme="minorHAnsi"/>
       <w:b/>
       <w:kern w:val="28"/>
       <w:sz w:val="56"/>
@@ -1619,61 +1762,58 @@
   </w:style>
   <w:style w:type="paragraph" w:customStyle="1" w:styleId="Subheading2">
     <w:name w:val="Subheading 2"/>
-    <w:basedOn w:val="Heading2"/>
+    <w:basedOn w:val="Subheading1"/>
     <w:next w:val="Normal"/>
     <w:link w:val="Subheading2Char"/>
     <w:qFormat/>
-    <w:rsid w:val="008F35FA"/>
-    <w:rPr>
-      <w:vertAlign w:val="superscript"/>
-    </w:rPr>
+    <w:rsid w:val="00176C4C"/>
   </w:style>
   <w:style w:type="character" w:customStyle="1" w:styleId="Subheading2Char">
     <w:name w:val="Subheading 2 Char"/>
     <w:basedOn w:val="Subheading1Char"/>
     <w:link w:val="Subheading2"/>
-    <w:rsid w:val="008F35FA"/>
+    <w:rsid w:val="00176C4C"/>
+    <w:rPr>
+      <w:rFonts w:asciiTheme="majorHAnsi" w:hAnsiTheme="majorHAnsi" w:cstheme="minorHAnsi"/>
+      <w:b/>
+      <w:kern w:val="28"/>
+      <w:sz w:val="48"/>
+      <w:szCs w:val="48"/>
+      <w:vertAlign w:val="superscript"/>
+    </w:rPr>
+  </w:style>
+  <w:style w:type="character" w:customStyle="1" w:styleId="Heading2Char">
+    <w:name w:val="Heading 2 Char"/>
+    <w:basedOn w:val="DefaultParagraphFont"/>
+    <w:link w:val="Heading2"/>
+    <w:rsid w:val="00176C4C"/>
     <w:rPr>
       <w:rFonts w:asciiTheme="majorHAnsi" w:eastAsiaTheme="majorEastAsia" w:hAnsiTheme="majorHAnsi" w:cstheme="minorHAnsi"/>
       <w:b/>
       <w:kern w:val="28"/>
       <w:sz w:val="48"/>
       <w:szCs w:val="48"/>
-      <w:vertAlign w:val="superscript"/>
-    </w:rPr>
-  </w:style>
-  <w:style w:type="character" w:customStyle="1" w:styleId="Heading2Char">
-    <w:name w:val="Heading 2 Char"/>
-    <w:basedOn w:val="DefaultParagraphFont"/>
-    <w:link w:val="Heading2"/>
-    <w:rsid w:val="008F35FA"/>
-    <w:rPr>
-      <w:rFonts w:asciiTheme="majorHAnsi" w:eastAsiaTheme="majorEastAsia" w:hAnsiTheme="majorHAnsi" w:cstheme="minorHAnsi"/>
-      <w:b/>
-      <w:kern w:val="28"/>
-      <w:sz w:val="48"/>
-      <w:szCs w:val="48"/>
     </w:rPr>
   </w:style>
   <w:style w:type="paragraph" w:customStyle="1" w:styleId="Subheading3">
     <w:name w:val="Subheading 3"/>
-    <w:basedOn w:val="Heading3"/>
+    <w:basedOn w:val="Subheading2"/>
     <w:next w:val="Normal"/>
     <w:link w:val="Subheading3Char"/>
     <w:qFormat/>
-    <w:rsid w:val="008F35FA"/>
-    <w:rPr>
+    <w:rsid w:val="00176C4C"/>
+    <w:rPr>
+      <w:sz w:val="40"/>
       <w:szCs w:val="40"/>
-      <w:vertAlign w:val="superscript"/>
     </w:rPr>
   </w:style>
   <w:style w:type="character" w:customStyle="1" w:styleId="Subheading3Char">
     <w:name w:val="Subheading 3 Char"/>
     <w:basedOn w:val="Subheading2Char"/>
     <w:link w:val="Subheading3"/>
-    <w:rsid w:val="008F35FA"/>
-    <w:rPr>
-      <w:rFonts w:asciiTheme="majorHAnsi" w:eastAsiaTheme="majorEastAsia" w:hAnsiTheme="majorHAnsi" w:cstheme="minorHAnsi"/>
+    <w:rsid w:val="00176C4C"/>
+    <w:rPr>
+      <w:rFonts w:asciiTheme="majorHAnsi" w:hAnsiTheme="majorHAnsi" w:cstheme="minorHAnsi"/>
       <w:b/>
       <w:kern w:val="28"/>
       <w:sz w:val="40"/>
@@ -1685,7 +1825,7 @@
     <w:name w:val="Heading 3 Char"/>
     <w:basedOn w:val="DefaultParagraphFont"/>
     <w:link w:val="Heading3"/>
-    <w:rsid w:val="008F35FA"/>
+    <w:rsid w:val="00176C4C"/>
     <w:rPr>
       <w:rFonts w:asciiTheme="majorHAnsi" w:eastAsiaTheme="majorEastAsia" w:hAnsiTheme="majorHAnsi" w:cstheme="minorHAnsi"/>
       <w:b/>
@@ -1697,10 +1837,12 @@
   <w:style w:type="paragraph" w:customStyle="1" w:styleId="Suptitle">
     <w:name w:val="Suptitle"/>
     <w:basedOn w:val="Subtitle"/>
-    <w:next w:val="Normal"/>
     <w:link w:val="SuptitleChar"/>
     <w:qFormat/>
-    <w:rsid w:val="008F35FA"/>
+    <w:rsid w:val="00176C4C"/>
+    <w:pPr>
+      <w:spacing w:before="240"/>
+    </w:pPr>
     <w:rPr>
       <w:vertAlign w:val="subscript"/>
     </w:rPr>
@@ -1709,7 +1851,7 @@
     <w:name w:val="Suptitle Char"/>
     <w:basedOn w:val="SubtitleChar"/>
     <w:link w:val="Suptitle"/>
-    <w:rsid w:val="008F35FA"/>
+    <w:rsid w:val="00176C4C"/>
     <w:rPr>
       <w:rFonts w:asciiTheme="majorHAnsi" w:eastAsiaTheme="majorEastAsia" w:hAnsiTheme="majorHAnsi" w:cstheme="majorBidi"/>
       <w:color w:val="7F7F7F" w:themeColor="text1" w:themeTint="80"/>
@@ -1727,7 +1869,7 @@
     <w:link w:val="SubtitleChar"/>
     <w:uiPriority w:val="11"/>
     <w:qFormat/>
-    <w:rsid w:val="008F35FA"/>
+    <w:rsid w:val="00176C4C"/>
     <w:rPr>
       <w:b w:val="0"/>
       <w:bCs w:val="0"/>
@@ -1740,7 +1882,7 @@
     <w:basedOn w:val="DefaultParagraphFont"/>
     <w:link w:val="Subtitle"/>
     <w:uiPriority w:val="11"/>
-    <w:rsid w:val="008F35FA"/>
+    <w:rsid w:val="00176C4C"/>
     <w:rPr>
       <w:rFonts w:asciiTheme="majorHAnsi" w:eastAsiaTheme="majorEastAsia" w:hAnsiTheme="majorHAnsi" w:cstheme="majorBidi"/>
       <w:color w:val="7F7F7F" w:themeColor="text1" w:themeTint="80"/>
@@ -1756,7 +1898,7 @@
     <w:basedOn w:val="Normal"/>
     <w:uiPriority w:val="1"/>
     <w:qFormat/>
-    <w:rsid w:val="008F35FA"/>
+    <w:rsid w:val="00176C4C"/>
     <w:pPr>
       <w:spacing w:after="0"/>
     </w:pPr>
@@ -1765,7 +1907,7 @@
     <w:name w:val="Heading 4 Char"/>
     <w:basedOn w:val="DefaultParagraphFont"/>
     <w:link w:val="Heading4"/>
-    <w:rsid w:val="008F35FA"/>
+    <w:rsid w:val="00176C4C"/>
     <w:rPr>
       <w:rFonts w:asciiTheme="majorHAnsi" w:eastAsiaTheme="majorEastAsia" w:hAnsiTheme="majorHAnsi" w:cstheme="minorHAnsi"/>
       <w:b/>
@@ -1778,7 +1920,7 @@
     <w:name w:val="Heading 5 Char"/>
     <w:basedOn w:val="DefaultParagraphFont"/>
     <w:link w:val="Heading5"/>
-    <w:rsid w:val="008F35FA"/>
+    <w:rsid w:val="00176C4C"/>
     <w:rPr>
       <w:rFonts w:asciiTheme="majorHAnsi" w:eastAsiaTheme="majorEastAsia" w:hAnsiTheme="majorHAnsi" w:cstheme="minorHAnsi"/>
       <w:b/>
@@ -1791,20 +1933,7 @@
     <w:name w:val="Heading 6 Char"/>
     <w:basedOn w:val="DefaultParagraphFont"/>
     <w:link w:val="Heading6"/>
-    <w:rsid w:val="008F35FA"/>
-    <w:rPr>
-      <w:rFonts w:asciiTheme="majorHAnsi" w:eastAsiaTheme="majorEastAsia" w:hAnsiTheme="majorHAnsi" w:cstheme="minorHAnsi"/>
-      <w:kern w:val="28"/>
-      <w:sz w:val="24"/>
-      <w:szCs w:val="24"/>
-      <w:u w:val="single"/>
-    </w:rPr>
-  </w:style>
-  <w:style w:type="character" w:customStyle="1" w:styleId="Heading7Char">
-    <w:name w:val="Heading 7 Char"/>
-    <w:basedOn w:val="DefaultParagraphFont"/>
-    <w:link w:val="Heading7"/>
-    <w:rsid w:val="008F35FA"/>
+    <w:rsid w:val="00176C4C"/>
     <w:rPr>
       <w:rFonts w:asciiTheme="majorHAnsi" w:eastAsiaTheme="majorEastAsia" w:hAnsiTheme="majorHAnsi" w:cstheme="minorHAnsi"/>
       <w:b/>
@@ -1815,25 +1944,24 @@
       <w:u w:val="single"/>
     </w:rPr>
   </w:style>
+  <w:style w:type="character" w:customStyle="1" w:styleId="Heading7Char">
+    <w:name w:val="Heading 7 Char"/>
+    <w:basedOn w:val="DefaultParagraphFont"/>
+    <w:link w:val="Heading7"/>
+    <w:rsid w:val="00176C4C"/>
+    <w:rPr>
+      <w:rFonts w:asciiTheme="majorHAnsi" w:eastAsiaTheme="majorEastAsia" w:hAnsiTheme="majorHAnsi" w:cstheme="minorHAnsi"/>
+      <w:bCs/>
+      <w:sz w:val="24"/>
+      <w:szCs w:val="24"/>
+      <w:u w:val="single"/>
+    </w:rPr>
+  </w:style>
   <w:style w:type="character" w:customStyle="1" w:styleId="Heading8Char">
     <w:name w:val="Heading 8 Char"/>
     <w:basedOn w:val="DefaultParagraphFont"/>
     <w:link w:val="Heading8"/>
-    <w:rsid w:val="008F35FA"/>
-    <w:rPr>
-      <w:rFonts w:asciiTheme="majorHAnsi" w:eastAsiaTheme="majorEastAsia" w:hAnsiTheme="majorHAnsi" w:cstheme="minorHAnsi"/>
-      <w:i/>
-      <w:iCs/>
-      <w:kern w:val="28"/>
-      <w:sz w:val="24"/>
-      <w:szCs w:val="24"/>
-    </w:rPr>
-  </w:style>
-  <w:style w:type="character" w:customStyle="1" w:styleId="Heading9Char">
-    <w:name w:val="Heading 9 Char"/>
-    <w:basedOn w:val="DefaultParagraphFont"/>
-    <w:link w:val="Heading9"/>
-    <w:rsid w:val="008F35FA"/>
+    <w:rsid w:val="00176C4C"/>
     <w:rPr>
       <w:rFonts w:asciiTheme="majorHAnsi" w:eastAsiaTheme="majorEastAsia" w:hAnsiTheme="majorHAnsi" w:cstheme="minorHAnsi"/>
       <w:b/>
@@ -1845,6 +1973,20 @@
       <w:szCs w:val="24"/>
     </w:rPr>
   </w:style>
+  <w:style w:type="character" w:customStyle="1" w:styleId="Heading9Char">
+    <w:name w:val="Heading 9 Char"/>
+    <w:basedOn w:val="DefaultParagraphFont"/>
+    <w:link w:val="Heading9"/>
+    <w:rsid w:val="00176C4C"/>
+    <w:rPr>
+      <w:rFonts w:asciiTheme="majorHAnsi" w:eastAsiaTheme="majorEastAsia" w:hAnsiTheme="majorHAnsi" w:cstheme="minorHAnsi"/>
+      <w:i/>
+      <w:iCs/>
+      <w:kern w:val="28"/>
+      <w:sz w:val="24"/>
+      <w:szCs w:val="24"/>
+    </w:rPr>
+  </w:style>
   <w:style w:type="paragraph" w:styleId="Caption">
     <w:name w:val="caption"/>
     <w:basedOn w:val="Normal"/>
@@ -1853,7 +1995,7 @@
     <w:semiHidden/>
     <w:unhideWhenUsed/>
     <w:qFormat/>
-    <w:rsid w:val="008F35FA"/>
+    <w:rsid w:val="00176C4C"/>
     <w:pPr>
       <w:spacing w:after="200"/>
     </w:pPr>
@@ -1861,7 +2003,6 @@
       <w:i/>
       <w:iCs/>
       <w:color w:val="0E2841" w:themeColor="text2"/>
-      <w:sz w:val="18"/>
       <w:szCs w:val="18"/>
     </w:rPr>
   </w:style>
@@ -1872,9 +2013,9 @@
     <w:link w:val="TitleChar"/>
     <w:uiPriority w:val="10"/>
     <w:qFormat/>
-    <w:rsid w:val="008F35FA"/>
+    <w:rsid w:val="00176C4C"/>
     <w:pPr>
-      <w:contextualSpacing/>
+      <w:spacing w:line="240" w:lineRule="auto"/>
     </w:pPr>
     <w:rPr>
       <w:rFonts w:asciiTheme="majorHAnsi" w:eastAsiaTheme="majorEastAsia" w:hAnsiTheme="majorHAnsi" w:cstheme="majorBidi"/>
@@ -1891,7 +2032,7 @@
     <w:basedOn w:val="DefaultParagraphFont"/>
     <w:link w:val="Title"/>
     <w:uiPriority w:val="10"/>
-    <w:rsid w:val="008F35FA"/>
+    <w:rsid w:val="00176C4C"/>
     <w:rPr>
       <w:rFonts w:asciiTheme="majorHAnsi" w:eastAsiaTheme="majorEastAsia" w:hAnsiTheme="majorHAnsi" w:cstheme="majorBidi"/>
       <w:b/>
@@ -1906,7 +2047,7 @@
     <w:name w:val="Strong"/>
     <w:uiPriority w:val="22"/>
     <w:qFormat/>
-    <w:rsid w:val="008F35FA"/>
+    <w:rsid w:val="00176C4C"/>
     <w:rPr>
       <w:b/>
       <w:bCs/>
@@ -1916,7 +2057,7 @@
     <w:name w:val="Emphasis"/>
     <w:uiPriority w:val="20"/>
     <w:qFormat/>
-    <w:rsid w:val="008F35FA"/>
+    <w:rsid w:val="00176C4C"/>
     <w:rPr>
       <w:rFonts w:asciiTheme="minorHAnsi" w:hAnsiTheme="minorHAnsi" w:cstheme="minorHAnsi"/>
       <w:i/>
@@ -1927,10 +2068,10 @@
   </w:style>
   <w:style w:type="paragraph" w:styleId="ListParagraph">
     <w:name w:val="List Paragraph"/>
-    <w:basedOn w:val="NoSpacing"/>
+    <w:basedOn w:val="Normal"/>
     <w:uiPriority w:val="34"/>
     <w:qFormat/>
-    <w:rsid w:val="008F35FA"/>
+    <w:rsid w:val="00176C4C"/>
     <w:pPr>
       <w:ind w:left="720"/>
       <w:contextualSpacing/>
@@ -1938,11 +2079,12 @@
   </w:style>
   <w:style w:type="paragraph" w:styleId="Quote">
     <w:name w:val="Quote"/>
-    <w:basedOn w:val="NoSpacing"/>
+    <w:basedOn w:val="Normal"/>
+    <w:next w:val="Normal"/>
     <w:link w:val="QuoteChar"/>
     <w:uiPriority w:val="29"/>
     <w:qFormat/>
-    <w:rsid w:val="008F35FA"/>
+    <w:rsid w:val="00176C4C"/>
     <w:pPr>
       <w:keepLines/>
       <w:pageBreakBefore/>
@@ -1954,18 +2096,15 @@
       <w:contextualSpacing/>
       <w:mirrorIndents/>
     </w:pPr>
-    <w:rPr>
-      <w:rFonts w:eastAsiaTheme="minorHAnsi"/>
-    </w:rPr>
   </w:style>
   <w:style w:type="character" w:customStyle="1" w:styleId="QuoteChar">
     <w:name w:val="Quote Char"/>
     <w:basedOn w:val="DefaultParagraphFont"/>
     <w:link w:val="Quote"/>
     <w:uiPriority w:val="29"/>
-    <w:rsid w:val="008F35FA"/>
-    <w:rPr>
-      <w:rFonts w:asciiTheme="minorHAnsi" w:eastAsiaTheme="minorHAnsi" w:hAnsiTheme="minorHAnsi" w:cstheme="minorHAnsi"/>
+    <w:rsid w:val="00176C4C"/>
+    <w:rPr>
+      <w:rFonts w:cstheme="minorHAnsi"/>
       <w:sz w:val="28"/>
       <w:szCs w:val="28"/>
     </w:rPr>
@@ -1973,10 +2112,11 @@
   <w:style w:type="paragraph" w:styleId="IntenseQuote">
     <w:name w:val="Intense Quote"/>
     <w:basedOn w:val="Quote"/>
+    <w:next w:val="Normal"/>
     <w:link w:val="IntenseQuoteChar"/>
     <w:uiPriority w:val="30"/>
     <w:qFormat/>
-    <w:rsid w:val="008F35FA"/>
+    <w:rsid w:val="00176C4C"/>
     <w:pPr>
       <w:pBdr>
         <w:left w:val="single" w:sz="18" w:space="7" w:color="auto"/>
@@ -1992,9 +2132,9 @@
     <w:basedOn w:val="DefaultParagraphFont"/>
     <w:link w:val="IntenseQuote"/>
     <w:uiPriority w:val="30"/>
-    <w:rsid w:val="008F35FA"/>
-    <w:rPr>
-      <w:rFonts w:asciiTheme="minorHAnsi" w:eastAsiaTheme="minorHAnsi" w:hAnsiTheme="minorHAnsi" w:cstheme="minorHAnsi"/>
+    <w:rsid w:val="00176C4C"/>
+    <w:rPr>
+      <w:rFonts w:cstheme="minorHAnsi"/>
       <w:b/>
       <w:bCs/>
       <w:sz w:val="28"/>
@@ -2006,7 +2146,7 @@
     <w:basedOn w:val="Emphasis"/>
     <w:uiPriority w:val="19"/>
     <w:qFormat/>
-    <w:rsid w:val="008F35FA"/>
+    <w:rsid w:val="00176C4C"/>
     <w:rPr>
       <w:rFonts w:asciiTheme="minorHAnsi" w:hAnsiTheme="minorHAnsi" w:cs="Calibri Light"/>
       <w:i/>
@@ -2021,7 +2161,7 @@
     <w:basedOn w:val="Emphasis"/>
     <w:uiPriority w:val="21"/>
     <w:qFormat/>
-    <w:rsid w:val="008F35FA"/>
+    <w:rsid w:val="00176C4C"/>
     <w:rPr>
       <w:rFonts w:asciiTheme="minorHAnsi" w:hAnsiTheme="minorHAnsi" w:cstheme="minorHAnsi"/>
       <w:b/>
@@ -2036,7 +2176,7 @@
     <w:name w:val="Subtle Reference"/>
     <w:uiPriority w:val="31"/>
     <w:qFormat/>
-    <w:rsid w:val="008F35FA"/>
+    <w:rsid w:val="00176C4C"/>
     <w:rPr>
       <w:caps/>
       <w:color w:val="7F7F7F" w:themeColor="text1" w:themeTint="80"/>
@@ -2049,7 +2189,7 @@
     <w:basedOn w:val="SubtleReference"/>
     <w:uiPriority w:val="32"/>
     <w:qFormat/>
-    <w:rsid w:val="008F35FA"/>
+    <w:rsid w:val="00176C4C"/>
     <w:rPr>
       <w:b/>
       <w:bCs/>
@@ -2061,9 +2201,10 @@
   </w:style>
   <w:style w:type="character" w:styleId="BookTitle">
     <w:name w:val="Book Title"/>
+    <w:basedOn w:val="DefaultParagraphFont"/>
     <w:uiPriority w:val="33"/>
     <w:qFormat/>
-    <w:rsid w:val="008F35FA"/>
+    <w:rsid w:val="00176C4C"/>
     <w:rPr>
       <w:b/>
       <w:bCs/>
